--- a/lib/templates/lettre-reprise.docx
+++ b/lib/templates/lettre-reprise.docx
@@ -296,7 +296,6 @@
           <w:bCs/>
           <w:sz w:val="24"/>
           <w:szCs w:val="22"/>
-          <w:highlight w:val="yellow"/>
         </w:rPr>
       </w:pPr>
       <w:r>
@@ -338,7 +337,6 @@
           <w:bCs/>
           <w:sz w:val="24"/>
           <w:szCs w:val="22"/>
-          <w:highlight w:val="yellow"/>
         </w:rPr>
         <w:t>,</w:t>
       </w:r>

--- a/lib/templates/lettre-reprise.docx
+++ b/lib/templates/lettre-reprise.docx
@@ -838,6 +838,115 @@
         <w:t>Benjamin PEREZ</w:t>
       </w:r>
     </w:p>
+    <!--SIGNATURE_MOON_DEBUT-->
+    <w:tbl>
+      <w:tblPr>
+        <w:tblW w:w="4400" w:type="dxa"/>
+        <w:tblBorders>
+          <w:top w:val="single" w:sz="4" w:space="0" w:color="BFBFBF"/>
+          <w:left w:val="single" w:sz="4" w:space="0" w:color="BFBFBF"/>
+          <w:bottom w:val="single" w:sz="4" w:space="0" w:color="BFBFBF"/>
+          <w:right w:val="single" w:sz="4" w:space="0" w:color="BFBFBF"/>
+        </w:tblBorders>
+        <w:tblCellMar>
+          <w:top w:w="113" w:type="dxa"/>
+          <w:left w:w="170" w:type="dxa"/>
+          <w:bottom w:w="113" w:type="dxa"/>
+          <w:right w:w="170" w:type="dxa"/>
+        </w:tblCellMar>
+        <w:tblLook w:val="04A0" w:firstRow="0" w:lastRow="0" w:firstColumn="0" w:lastColumn="0" w:noHBand="0" w:noVBand="0"/>
+      </w:tblPr>
+      <w:tblGrid>
+        <w:gridCol w:w="4400"/>
+      </w:tblGrid>
+      <w:tr>
+        <w:tc>
+          <w:tcPr>
+            <w:tcW w:w="4400" w:type="dxa"/>
+          </w:tcPr>
+          <w:p>
+            <w:pPr>
+              <w:spacing w:after="0" w:line="240" w:lineRule="auto"/>
+              <w:rPr>
+                <w:rFonts w:ascii="Calibri Light" w:hAnsi="Calibri Light" w:cs="Calibri Light"/>
+                <w:sz w:val="18"/>
+              </w:rPr>
+            </w:pPr>
+            <w:r>
+              <w:rPr>
+                <w:rFonts w:ascii="Calibri Light" w:hAnsi="Calibri Light" w:cs="Calibri Light"/>
+                <w:sz w:val="18"/>
+              </w:rPr>
+              <w:t xml:space="preserve">Signé électroniquement par Benjamin PEREZ</w:t>
+            </w:r>
+          </w:p>
+          <w:p>
+            <w:pPr>
+              <w:spacing w:after="0" w:line="240" w:lineRule="auto"/>
+              <w:rPr>
+                <w:rFonts w:ascii="Calibri Light" w:hAnsi="Calibri Light" w:cs="Calibri Light"/>
+                <w:sz w:val="18"/>
+              </w:rPr>
+            </w:pPr>
+            <w:r>
+              <w:rPr>
+                <w:rFonts w:ascii="Calibri Light" w:hAnsi="Calibri Light" w:cs="Calibri Light"/>
+                <w:sz w:val="18"/>
+              </w:rPr>
+              <w:t xml:space="preserve">Le {Date_signature}</w:t>
+            </w:r>
+          </w:p>
+          <w:p>
+            <w:pPr>
+              <w:spacing w:before="120" w:after="0"/>
+            </w:pPr>
+            <w:r>
+              <w:drawing>
+                <wp:inline distT="0" distB="0" distL="0" distR="0">
+                  <wp:extent cx="1737360" cy="270858"/>
+                  <wp:effectExtent l="0" t="0" r="0" b="0"/>
+                  <wp:docPr id="900" name="Signature Benjamin PEREZ"/>
+                  <wp:cNvGraphicFramePr>
+                    <a:graphicFrameLocks xmlns:a="http://schemas.openxmlformats.org/drawingml/2006/main" noChangeAspect="1"/>
+                  </wp:cNvGraphicFramePr>
+                  <a:graphic xmlns:a="http://schemas.openxmlformats.org/drawingml/2006/main">
+                    <a:graphicData uri="http://schemas.openxmlformats.org/drawingml/2006/picture">
+                      <pic:pic xmlns:pic="http://schemas.openxmlformats.org/drawingml/2006/picture">
+                        <pic:nvPicPr>
+                          <pic:cNvPr id="900" name="Signature Benjamin PEREZ"/>
+                          <pic:cNvPicPr/>
+                        </pic:nvPicPr>
+                        <pic:blipFill>
+                          <a:blip r:embed="rId100"/>
+                          <a:stretch>
+                            <a:fillRect/>
+                          </a:stretch>
+                        </pic:blipFill>
+                        <pic:spPr>
+                          <a:xfrm>
+                            <a:off x="0" y="0"/>
+                            <a:ext cx="1737360" cy="270858"/>
+                          </a:xfrm>
+                          <a:prstGeom prst="rect">
+                            <a:avLst/>
+                          </a:prstGeom>
+                        </pic:spPr>
+                      </pic:pic>
+                    </a:graphicData>
+                  </a:graphic>
+                </wp:inline>
+              </w:drawing>
+            </w:r>
+          </w:p>
+        </w:tc>
+      </w:tr>
+    </w:tbl>
+    <w:p>
+      <w:pPr>
+        <w:spacing w:after="0"/>
+      </w:pPr>
+    </w:p>
+    <!--SIGNATURE_MOON_FIN-->
     <w:p>
       <w:pPr>
         <w:tabs>
